--- a/output/winners-press-release-2026-ar.docx
+++ b/output/winners-press-release-2026-ar.docx
@@ -288,7 +288,7 @@
                 <w:szCs w:val="22"/>
                 <w:rtl/>
               </w:rPr>
-              <w:t>يُعدّ البروتين الغلافي للفيروس القهقري الداخلي المنشأ من النوع W، المعروف اختصاراً بـ pHERV-W ENV، من العوامل المرتبطة بآلية نشوء التصلب المتعدد، غير أنّ فائدته السريرية كمؤشر حيوي لم تكن محددة بوضوح. وقد وجدنا في دراستنا أنّ هذا البروتين يتركّز على الحويصلات خارج الخلوية (الإكسوسومات) المستخلصة من مصل الدم لدى المصابين بالتصلب المتعدد الانتكاسي الهاجع، وأنّه يعكس نشاط المرض الحالي واحتمالات تطوّره مستقبلاً.</w:t>
+              <w:t>يُعدّ البروتين الغلافي للفيروس القهقري الداخلي المنشأ من النوع W، المعروف اختصاراً بـ pHERV-W ENV، من العوامل المرتبطة بآلية نشوء التصلب المتعدد، غير أنّ فائدته السريرية كمؤشر حيوي لم تكن محددة بوضوح. وقد وجدت الدراسة أنّ هذا البروتين يتركّز على الحويصلات خارج الخلوية (الإكسوسومات) المستخلصة من مصل الدم لدى المصابين بالتصلب المتعدد الانتكاسي الهاجع، وأنّه يعكس نشاط المرض الحالي واحتمالات تطوّره مستقبلاً.</w:t>
             </w:r>
           </w:p>
           <w:p>
@@ -304,7 +304,7 @@
                 <w:szCs w:val="22"/>
                 <w:rtl/>
               </w:rPr>
-              <w:t>قِسنا مستويات هذا البروتين لدى ثلاث مجموعات: مجموعة قارنّا فيها أشخاصاً أصحّاء بمرضى مستقرّين وآخرين في طور نشاط المرض؛ ومجموعة تابعناها قبل نوبات النشاط وأثناءها وبعدها؛ ومجموعة من المرضى حديثي التشخيص تابعناهم على مدى ثلاث سنوات.</w:t>
+              <w:t>وقاس الفريق البحثي مستويات هذا البروتين لدى ثلاث مجموعات: مجموعة قارنّا فيها أشخاصاً أصحّاء بمرضى مستقرّين وآخرين في طور نشاط المرض؛ ومجموعة جرت متابعتها قبل نوبات النشاط وأثناءها وبعدها؛ ومجموعة من المرضى حديثي التشخيص جرت متابعتهم على مدى ثلاث سنوات.</w:t>
             </w:r>
           </w:p>
           <w:p>
@@ -336,7 +336,7 @@
                 <w:szCs w:val="22"/>
                 <w:rtl/>
               </w:rPr>
-              <w:t>وعليه فقد يصلح هذا البروتين مؤشراً حيوياً ديناميكياً غير باضع لنشاط التصلب المتعدد، ذا قيمة في التنبؤ بمسار المرض.</w:t>
+              <w:t>وتشير النتائج إلى أنّ هذا البروتين قد يصلح مؤشراً حيوياً ديناميكياً غير باضع لنشاط التصلب المتعدد، ذا قيمة في التنبؤ بمسار المرض.</w:t>
             </w:r>
           </w:p>
         </w:tc>
@@ -424,7 +424,7 @@
                 <w:szCs w:val="22"/>
                 <w:rtl/>
               </w:rPr>
-              <w:t>لطالما أغفلت المراجع الجينومية العالمية المعتمدة تمثيل الشعوب العربية. وقد بنينا في دراستنا أول مرجع جينومي عربي شامل، اعتماداً على تسلسل الحمض النووي عالي الجودة بتقنية القراءات الطويلة لـ53 شخصاً من خلفيات عربية متنوّعة في دولة الإمارات. وأُجريت جميع مراحل البحث داخل مركز علم الجينوم التطبيقي والانتقالي في جامعة محمد بن راشد للطب والعلوم الصحية، ذراع التعلّم والاكتشاف في «دبي الصحية»، بدءاً من التسلسل الجيني ووصولاً إلى تحليلات المعلوماتية الحيوية المتقدمة.</w:t>
+              <w:t>لطالما أغفلت المراجع الجينومية العالمية المعتمدة تمثيل الشعوب العربية. وقد بنت هذه الدراسة أول مرجع جينومي عربي شامل، اعتماداً على تسلسل الحمض النووي عالي الجودة بتقنية القراءات الطويلة لـ53 شخصاً من خلفيات عربية متنوّعة في دولة الإمارات. وأُجريت جميع مراحل البحث داخل مركز علم الجينوم التطبيقي والانتقالي في جامعة محمد بن راشد للطب والعلوم الصحية، ذراع التعلّم والاكتشاف في «دبي الصحية»، بدءاً من التسلسل الجيني ووصولاً إلى تحليلات المعلوماتية الحيوية المتقدمة.</w:t>
             </w:r>
           </w:p>
           <w:p>

--- a/output/winners-press-release-2026-ar.docx
+++ b/output/winners-press-release-2026-ar.docx
@@ -336,7 +336,7 @@
                 <w:szCs w:val="22"/>
                 <w:rtl/>
               </w:rPr>
-              <w:t>وتشير النتائج إلى أنّ هذا البروتين قد يصلح مؤشراً حيوياً ديناميكياً غير باضع لنشاط التصلب المتعدد، ذا قيمة في التنبؤ بمسار المرض.</w:t>
+              <w:t>وتشير النتائج إلى أنّ هذا البروتين قد يصلح مؤشراً حيوياً ديناميكياً غير جراحي لنشاط التصلب المتعدد، ذا قيمة في التنبؤ بمسار المرض.</w:t>
             </w:r>
           </w:p>
         </w:tc>

--- a/output/winners-press-release-2026-ar.docx
+++ b/output/winners-press-release-2026-ar.docx
@@ -288,7 +288,7 @@
                 <w:szCs w:val="22"/>
                 <w:rtl/>
               </w:rPr>
-              <w:t>يُعدّ البروتين الغلافي للفيروس القهقري الداخلي المنشأ من النوع W، المعروف اختصاراً بـ pHERV-W ENV، من العوامل المرتبطة بآلية نشوء التصلب المتعدد، غير أنّ فائدته السريرية كمؤشر حيوي لم تكن محددة بوضوح. وقد وجدت الدراسة أنّ هذا البروتين يتركّز على الحويصلات خارج الخلوية (الإكسوسومات) المستخلصة من مصل الدم لدى المصابين بالتصلب المتعدد الانتكاسي الهاجع، وأنّه يعكس نشاط المرض الحالي واحتمالات تطوّره مستقبلاً.</w:t>
+              <w:t>يُعدّ البروتين الغلافي للفيروس القهقري الداخلي المنشأ من النوع W، المعروف اختصاراً بـ pHERV-W ENV، من العوامل المرتبطة بآلية نشوء التصلب المتعدد، غير أنّ فائدته السريرية كمؤشر حيوي لم تكن محددة بوضوح. وقد وجدت الدراسة أنّ هذا البروتين يتركّز على الحويصلات خارج الخلوية (الإكسوسومات) المستخلصة من مصل الدم لدى المصابين بالتصلب المتعدد متكرر الانتكاس والخمود، وأنّه يعكس نشاط المرض الحالي واحتمالات تطوّره مستقبلاً.</w:t>
             </w:r>
           </w:p>
           <w:p>
@@ -382,7 +382,7 @@
                 <w:szCs w:val="22"/>
                 <w:rtl/>
               </w:rPr>
-              <w:t>مرجع أولي للجينوم الشامل (البانجينوم) العربي من دولة الإمارات العربية المتحدة.</w:t>
+              <w:t>مسودة مرجع البانجينوم العربي المستند إلى بيانات من دولة الإمارات العربية المتحدة.</w:t>
             </w:r>
           </w:p>
         </w:tc>
@@ -1392,7 +1392,7 @@
                 <w:szCs w:val="22"/>
                 <w:rtl/>
               </w:rPr>
-              <w:t>الدكتور أبوبكر عبدالرحمن شافي المدني</w:t>
+              <w:t>الدكتور أبوبكر عبدالرحمن شافعي المدني</w:t>
             </w:r>
           </w:p>
         </w:tc>
@@ -1434,7 +1434,7 @@
                 <w:szCs w:val="22"/>
                 <w:rtl/>
               </w:rPr>
-              <w:t>الدكتور أبوبكر عبدالرحمن شافي المدني استشاري أمراض المخ والأعصاب ورئيس قسم طب الأعصاب بمستشفى راشد، وأستاذ طب الأعصاب بجامعة محمد بن راشد للطب والعلوم الصحية. وبقيادته للقسم منذ عام 2011، بنى أكبر خدمة لطب الأعصاب في دولة الإمارات العربية المتحدة، تُعنى بأكثر من 20 ألف مريض سنوياً عبر مستشفيات راشد ودبي ولطيفة.</w:t>
+              <w:t>الدكتور أبوبكر عبدالرحمن شافعي المدني استشاري أمراض المخ والأعصاب ورئيس قسم طب الأعصاب بمستشفى راشد، وأستاذ طب الأعصاب بجامعة محمد بن راشد للطب والعلوم الصحية. وبقيادته للقسم منذ عام 2011، بنى أكبر خدمة لطب الأعصاب في دولة الإمارات العربية المتحدة، تُعنى بأكثر من 20 ألف مريض سنوياً عبر مستشفيات راشد ودبي ولطيفة.</w:t>
             </w:r>
           </w:p>
           <w:p>
@@ -1482,7 +1482,7 @@
                 <w:szCs w:val="22"/>
                 <w:rtl/>
               </w:rPr>
-              <w:t>وهو عضو في الهيئة التدريسية الأساسية لبرنامج الإقامة في طب الأعصاب بمستشفى راشد، ونائب رئيس جمعية الإمارات لطب الأعصاب، وله أكثر من 40 بحثاً محكّماً، وأسهم في أول إرشادات علاجية وطنية للتصلب المتعدد في دولة الإمارات — المعتمدة اليوم ضمن برنامج «إجادة» بهيئة الصحة بدبي — وفي الإطار الوطني لمرض الزهايمر في الدولة.</w:t>
+              <w:t>وهو عضو في الهيئة التدريسية الأساسية لبرنامج الإقامة في طب الأعصاب بمستشفى راشد، ونائب رئيس الجمعية الإماراتية لطب الأعصاب، وله أكثر من 40 بحثاً محكّماً، وأسهم في أول إرشادات علاجية وطنية للتصلب المتعدد في دولة الإمارات — المعتمدة اليوم ضمن برنامج «إجادة» بهيئة الصحة بدبي — وفي الإطار الوطني لمرض الزهايمر في الدولة.</w:t>
             </w:r>
           </w:p>
         </w:tc>

--- a/output/winners-press-release-2026-ar.docx
+++ b/output/winners-press-release-2026-ar.docx
@@ -1450,7 +1450,7 @@
                 <w:szCs w:val="22"/>
                 <w:rtl/>
               </w:rPr>
-              <w:t>وتحت قيادته حصل برنامج السكتة الدماغية في القسم على اعتماد الجمعية الألمانية للسكتة الدماغية، ونال المستشفى اعتماده مركزاً للتصلب المتعدد من منظمة MENACTRIMS، كما جرى تشغيل وحدة طب الأعصاب والسكتة الدماغية بسعة 18 سريراً التي افتُتحت عام 2019. ويحتفظ القسم بسجلات مرضية في التصلب المتعدد والخرف واعتلال الأعصاب والصداع واضطرابات الحركة والصرع، إلى جانب عيادات متخصصة في الطب العصبي العضلي والعلاج بتوكسين البوتولينوم وبرمجة التحفيز العميق للدماغ.</w:t>
+              <w:t>وتحت قيادته حصل برنامج السكتة الدماغية في القسم على اعتماد الجمعية الألمانية للسكتة الدماغية، ونال المستشفى اعتماده مركزاً للتصلب المتعدد من لجنة الشرق الأوسط وشمال أفريقيا لعلاج وأبحاث التصلب المتعدد، كما جرى تشغيل وحدة طب الأعصاب والسكتة الدماغية بسعة 18 سريراً التي افتُتحت عام 2019. ويحتفظ القسم بسجلات مرضية في التصلب المتعدد والخرف واعتلال الأعصاب والصداع واضطرابات الحركة والصرع، إلى جانب عيادات متخصصة في الطب العصبي العضلي والعلاج بتوكسين البوتولينوم وبرمجة التحفيز العميق للدماغ.</w:t>
             </w:r>
           </w:p>
           <w:p>
@@ -1602,7 +1602,7 @@
                 <w:szCs w:val="22"/>
                 <w:rtl/>
               </w:rPr>
-              <w:t>وأسهم في التطبيق الوطني لمعايير الرعاية المتقدمة للأورام عام 2024، وفي الدليل الوطني للكشف المبكر عن سرطان الرئة وتشخيصه في الدولة، وفي اللجنة الوطنية متعددة التخصصات لتقييم حالات السرطان المُنشأة بموجب القرار الوزاري رقم (20) لعام 2025. كما أسّس أول برنامج زمالة في أمراض الدم والأورام في تاريخ الدولة، وهو بروفيسور زائر في كلية الطب بجامعة هارفارد. وفي فبراير 2025 نال جائزة برنامج سمو الشيخة فاطمة بنت مبارك للتميز والذكاء المجتمعي في فئة الشخصية المتميزة.</w:t>
+              <w:t>وأسهم في التطبيق الوطني لمعايير الرعاية المتقدمة للأورام عام 2024، وفي الدليل الوطني للكشف المبكر عن سرطان الرئة وتشخيصه في الدولة، وفي اللجنة الوطنية متعددة التخصصات لتقييم حالات السرطان المُنشأة بموجب القرار الوزاري رقم (20) لعام 2025. كما أسّس أول برنامج زمالة في أمراض الدم والأورام في تاريخ الدولة، وهو بروفيسور زائر في كلية الطب بجامعة هارفارد. وفي فبراير 2025 نال جائزة برنامج سمو الشيخة فاطمة بنت مبارك للتميز والذكاء المجتمعي في فئة الشخصية المتميزة، وقد سلّمها له صاحب السمو الشيخ محمد بن زايد آل نهيان، رئيس الدولة.</w:t>
             </w:r>
           </w:p>
         </w:tc>

--- a/output/winners-press-release-2026-ar.docx
+++ b/output/winners-press-release-2026-ar.docx
@@ -968,7 +968,7 @@
                 <w:szCs w:val="22"/>
                 <w:rtl/>
               </w:rPr>
-              <w:t>بانتظار نتائج التحكيم</w:t>
+              <w:t>تطوير فحص تسلسل بالقراءات الطويلة قائم على أخذ العيّنات التكيّفي للفحص الجيني قبل الزواج.</w:t>
             </w:r>
           </w:p>
         </w:tc>
@@ -989,7 +989,6 @@
                 <w:szCs w:val="22"/>
                 <w:rtl/>
               </w:rPr>
-              <w:t>—</w:t>
             </w:r>
           </w:p>
         </w:tc>
@@ -1010,7 +1009,6 @@
                 <w:szCs w:val="22"/>
                 <w:rtl/>
               </w:rPr>
-              <w:t>—</w:t>
             </w:r>
           </w:p>
         </w:tc>
@@ -1056,7 +1054,7 @@
                 <w:szCs w:val="22"/>
                 <w:rtl/>
               </w:rPr>
-              <w:t>بانتظار نتائج التحكيم</w:t>
+              <w:t>تعلّم عميق قابل للتفسير سريرياً للتنبؤ بإمراضية المتغيّرات المغلوطة في سرطان الثدي.</w:t>
             </w:r>
           </w:p>
         </w:tc>
@@ -1077,7 +1075,6 @@
                 <w:szCs w:val="22"/>
                 <w:rtl/>
               </w:rPr>
-              <w:t>—</w:t>
             </w:r>
           </w:p>
         </w:tc>
@@ -1098,7 +1095,6 @@
                 <w:szCs w:val="22"/>
                 <w:rtl/>
               </w:rPr>
-              <w:t>—</w:t>
             </w:r>
           </w:p>
         </w:tc>
@@ -1144,7 +1140,7 @@
                 <w:szCs w:val="22"/>
                 <w:rtl/>
               </w:rPr>
-              <w:t>بانتظار نتائج التحكيم</w:t>
+              <w:t>نمذجة متلازمة درافيه وتصميم دواء بالحمض النووي الريبي المرسال يعكس النمط الظاهري الجزيئي في الخلايا العصبية المشتقة من الخلايا الجذعية المحفَّزة.</w:t>
             </w:r>
           </w:p>
         </w:tc>
@@ -1165,7 +1161,6 @@
                 <w:szCs w:val="22"/>
                 <w:rtl/>
               </w:rPr>
-              <w:t>—</w:t>
             </w:r>
           </w:p>
         </w:tc>
@@ -1186,7 +1181,6 @@
                 <w:szCs w:val="22"/>
                 <w:rtl/>
               </w:rPr>
-              <w:t>—</w:t>
             </w:r>
           </w:p>
         </w:tc>
@@ -1808,7 +1802,7 @@
                 <w:szCs w:val="22"/>
                 <w:rtl/>
               </w:rPr>
-              <w:t>بانتظار نتائج التحكيم</w:t>
+              <w:t>«حياة»: تحويل التبرع بالأعضاء وزراعتها من خلال الابتكار الرقمي.</w:t>
             </w:r>
           </w:p>
         </w:tc>
@@ -1829,7 +1823,7 @@
                 <w:szCs w:val="22"/>
                 <w:rtl/>
               </w:rPr>
-              <w:t>—</w:t>
+              <w:t>مبادرة وطنية على مستوى دولة الإمارات العربية المتحدة.</w:t>
             </w:r>
           </w:p>
         </w:tc>
@@ -1850,7 +1844,39 @@
                 <w:szCs w:val="22"/>
                 <w:rtl/>
               </w:rPr>
-              <w:t>—</w:t>
+              <w:t>«حياة» مبادرة على مستوى دولة الإمارات العربية المتحدة تُعنى بتكامل منظومة التبرع بالأعضاء وزراعتها، عبر حوكمة منسّقة ومسارات سريرية موحّدة وأنظمة رقمية وتعاون بين مقدّمي الرعاية الصحية والجهات المعنية في مختلف الإمارات. وقد اعتبرت لجنة التحكيم أنّ تطبيق برنامج وطني موحّد عبر مؤسسات تتفاوت في مستوى نضجها الرقمي يمثّل إنجازاً كبيراً.</w:t>
+            </w:r>
+          </w:p>
+          <w:p>
+            <w:pPr>
+              <w:bidi/>
+              <w:spacing w:after="0" w:before="0"/>
+            </w:pPr>
+            <w:r>
+              <w:rPr>
+                <w:rFonts w:ascii="Dubai" w:hAnsi="Dubai" w:cs="Dubai"/>
+                <w:b w:val="0"/>
+                <w:sz w:val="22"/>
+                <w:szCs w:val="22"/>
+                <w:rtl/>
+              </w:rPr>
+              <w:t>ورفع البرنامج معدّل التبرع من المتوفين إلى نحو 14 متبرعاً لكل مليون نسمة، وجمع أكثر من 35 ألف تعهّد بالتبرع. ويستند إلى لوحات بيانات رقمية وتطوير للكوادر وضمان للجودة وتقدّم تنظيمي وتعاون دولي، ويشمل تدخّلات غير مشمولة بالتأمين بما يخدم عدالة الوصول إلى الرعاية.</w:t>
+            </w:r>
+          </w:p>
+          <w:p>
+            <w:pPr>
+              <w:bidi/>
+              <w:spacing w:after="0" w:before="0"/>
+            </w:pPr>
+            <w:r>
+              <w:rPr>
+                <w:rFonts w:ascii="Dubai" w:hAnsi="Dubai" w:cs="Dubai"/>
+                <w:b w:val="0"/>
+                <w:sz w:val="22"/>
+                <w:szCs w:val="22"/>
+                <w:rtl/>
+              </w:rPr>
+              <w:t>وسجّلت اللجنة أهمية «حياة» داخل دولة الإمارات وفي منطقة الشرق الأوسط وشمال أفريقيا، إلى جانب عنايته بالاعتبارات الأخلاقية وبأمن المعلومات في منصّته الرقمية، وإمكانات تطويره مستقبلاً بما في ذلك توظيف الذكاء الاصطناعي لتحسين الكفاءة التشغيلية. وقد نال 98 من 100 في مرحلة المقابلات و94.67 في المرحلة الأولى، وهو أعلى أداء في الجائزة.</w:t>
             </w:r>
           </w:p>
         </w:tc>
@@ -1896,7 +1922,7 @@
                 <w:szCs w:val="22"/>
                 <w:rtl/>
               </w:rPr>
-              <w:t>بانتظار نتائج التحكيم</w:t>
+              <w:t>من الرؤية إلى الواقع: بناء مركز تميّز لعلاج الحروق في دولة الإمارات العربية المتحدة.</w:t>
             </w:r>
           </w:p>
         </w:tc>
@@ -1917,7 +1943,7 @@
                 <w:szCs w:val="22"/>
                 <w:rtl/>
               </w:rPr>
-              <w:t>—</w:t>
+              <w:t>مدينة الشيخ شخبوط الطبية.</w:t>
             </w:r>
           </w:p>
         </w:tc>
@@ -1938,7 +1964,39 @@
                 <w:szCs w:val="22"/>
                 <w:rtl/>
               </w:rPr>
-              <w:t>—</w:t>
+              <w:t>أنشأ مركز التميّز لعلاج الحروق في مدينة الشيخ شخبوط الطبية رعاية تخصصية منسّقة للحروق في دولة الإمارات العربية المتحدة، عبر مسار متعدد التخصصات يمتد من العلاج الطارئ والعناية المركّزة والجراحة المبكرة والعناية المتقدمة بالجروح، إلى إعادة التأهيل والدعم النفسي والاجتماعي وتنسيق الإحالات والمتابعة.</w:t>
+            </w:r>
+          </w:p>
+          <w:p>
+            <w:pPr>
+              <w:bidi/>
+              <w:spacing w:after="0" w:before="0"/>
+            </w:pPr>
+            <w:r>
+              <w:rPr>
+                <w:rFonts w:ascii="Dubai" w:hAnsi="Dubai" w:cs="Dubai"/>
+                <w:b w:val="0"/>
+                <w:sz w:val="22"/>
+                <w:szCs w:val="22"/>
+                <w:rtl/>
+              </w:rPr>
+              <w:t>وقد ارتفع عدد المرضى في المركز بنحو 40 بالمئة منذ الدورة السابقة للجائزة، وسجّل معدّل وفيات بلغ 1.4 بالمئة في عام 2025 و1.3 بالمئة في الفترة من يناير إلى أغسطس 2026، مع خروج 95 بالمئة من المرضى إلى منازلهم ومستويات رضا مرتفعة عن العلاج وعن رعاية إعادة التأهيل. كما تدعم شراكة مع مؤسسة «معاً» علاج غير المؤمَّن عليهم، بما يوسّع الوصول إلى خدمة يصعب بلوغها لولا ذلك.</w:t>
+            </w:r>
+          </w:p>
+          <w:p>
+            <w:pPr>
+              <w:bidi/>
+              <w:spacing w:after="0" w:before="0"/>
+            </w:pPr>
+            <w:r>
+              <w:rPr>
+                <w:rFonts w:ascii="Dubai" w:hAnsi="Dubai" w:cs="Dubai"/>
+                <w:b w:val="0"/>
+                <w:sz w:val="22"/>
+                <w:szCs w:val="22"/>
+                <w:rtl/>
+              </w:rPr>
+              <w:t>ويعمل المركز على نيل اعتماد الجمعية الأمريكية للحروق المقرر في عام 2027، ويتطلّع إلى أن يكون مركزاً إقليمياً رائداً في علاج الحروق. وقد رأت لجنة التحكيم فيه تحوّلاً عالي القيمة في خدمة صحية، يحمل إمكانات كبيرة لأثر وطني متواصل.</w:t>
             </w:r>
           </w:p>
         </w:tc>

--- a/output/winners-press-release-2026-ar.docx
+++ b/output/winners-press-release-2026-ar.docx
@@ -989,6 +989,7 @@
                 <w:szCs w:val="22"/>
                 <w:rtl/>
               </w:rPr>
+              <w:t>خلود البلوشي – جامعة محمد بن راشد للطب والعلوم الصحية، وأخصائية مختبر وراثة بمدينة الشيخ خليفة الطبية.</w:t>
             </w:r>
           </w:p>
         </w:tc>
@@ -1009,6 +1010,55 @@
                 <w:szCs w:val="22"/>
                 <w:rtl/>
               </w:rPr>
+              <w:t>تقرأ الفحوص الجينية المعتمدة في الفحص قبل الزواج الحمض النووي في أجزاء قصيرة جداً. وينجح ذلك في معظم الجينوم، غير أنّه يخفق على نحو متكرر في المناطق التي تتشابه فيها الجينات تشابهاً شديداً، ومنها الجينات المسؤولة عن الثلاسيميا وضمور العضلات الشوكي وفرط التنسّج الكظري الخلقي. وهذه تحديداً أكثر الحالات صلة بالفئات عالية الخطورة، ما يعني إغفال بعض الحاملين تماماً.</w:t>
+            </w:r>
+          </w:p>
+          <w:p>
+            <w:pPr>
+              <w:bidi/>
+              <w:spacing w:after="0" w:before="0"/>
+            </w:pPr>
+            <w:r>
+              <w:rPr>
+                <w:rFonts w:ascii="Dubai" w:hAnsi="Dubai" w:cs="Dubai"/>
+                <w:b w:val="0"/>
+                <w:sz w:val="22"/>
+                <w:szCs w:val="22"/>
+                <w:rtl/>
+              </w:rPr>
+              <w:t>طوّرت هذه الدراسة نمطاً جديداً من الفحص باستخدام تقنية التسلسل بالقراءات الطويلة من «أكسفورد نانوبور»، التي تقرأ مقاطع أطول بكثير من الحمض النووي دفعة واحدة، مقترنةً بأسلوب أخذ العيّنات التكيّفي الذي يقرّر فيه جهاز التسلسل آنياً أيّ المقاطع يقرأ وأيّها يستبعد، بما يتيح التركيز على 836 جيناً ذات صلة بالأمراض الوراثية دون أي خطوة إغناء كيميائية.</w:t>
+            </w:r>
+          </w:p>
+          <w:p>
+            <w:pPr>
+              <w:bidi/>
+              <w:spacing w:after="0" w:before="0"/>
+            </w:pPr>
+            <w:r>
+              <w:rPr>
+                <w:rFonts w:ascii="Dubai" w:hAnsi="Dubai" w:cs="Dubai"/>
+                <w:b w:val="0"/>
+                <w:sz w:val="22"/>
+                <w:szCs w:val="22"/>
+                <w:rtl/>
+              </w:rPr>
+              <w:t>وقد بُني الفحص وجرى تحسينه واختباره على 75 شخصاً لديهم متغيّرات جينية مؤكّدة سابقاً تشمل فئات مرضية متعددة، فكشف جميع أنواع المتغيّرات — الطفرات الصغيرة وإعادات الترتيب البنيوية والحذوف الكبيرة — بدقة كاملة، وحلّ مناطق جينية معقّدة تعجز عنها الفحوص المعتادة، ضمن مسار عمل واحد يُغني عن الفحوص التكميلية المنفصلة التي تستلزمها الممارسة السريرية اليوم.</w:t>
+            </w:r>
+          </w:p>
+          <w:p>
+            <w:pPr>
+              <w:bidi/>
+              <w:spacing w:after="0" w:before="0"/>
+            </w:pPr>
+            <w:r>
+              <w:rPr>
+                <w:rFonts w:ascii="Dubai" w:hAnsi="Dubai" w:cs="Dubai"/>
+                <w:b w:val="0"/>
+                <w:sz w:val="22"/>
+                <w:szCs w:val="22"/>
+                <w:rtl/>
+              </w:rPr>
+              <w:t>والنتيجة أداة فحص أسرع وأشمل قابلة للتوسّع على مستوى السكان، وقادرة على تقليص عدد الأزواج المعرّضين للخطر الذين تغفلهم برامج الفحص قبل الزواج.</w:t>
             </w:r>
           </w:p>
         </w:tc>
@@ -1075,6 +1125,7 @@
                 <w:szCs w:val="22"/>
                 <w:rtl/>
               </w:rPr>
+              <w:t>الدكتورة رهف أحمد – زميلة ما بعد الدكتوراه، جامعة الإمارات العربية المتحدة.</w:t>
             </w:r>
           </w:p>
         </w:tc>
@@ -1095,6 +1146,55 @@
                 <w:szCs w:val="22"/>
                 <w:rtl/>
               </w:rPr>
+              <w:t>تحمل الجينات أحياناً تغيّرات دقيقة تُعرف بالمتغيّرات المغلوطة، يستبدل كلٌّ منها لبنة واحدة في البروتين. بعضها غير ضارّ البتّة، وبعضها يُعطّل عمل البروتين وقد يرفع خطر الإصابة بسرطان الثدي. والتمييز بينهما يستلزم عادةً تجارب مخبرية بطيئة ومكلفة، ولذلك يبقى كثير من المتغيّرات دون تصنيف، في منطقة رمادية لا تمنح الأطباء والمرضى جواباً واضحاً.</w:t>
+            </w:r>
+          </w:p>
+          <w:p>
+            <w:pPr>
+              <w:bidi/>
+              <w:spacing w:after="0" w:before="0"/>
+            </w:pPr>
+            <w:r>
+              <w:rPr>
+                <w:rFonts w:ascii="Dubai" w:hAnsi="Dubai" w:cs="Dubai"/>
+                <w:b w:val="0"/>
+                <w:sz w:val="22"/>
+                <w:szCs w:val="22"/>
+                <w:rtl/>
+              </w:rPr>
+              <w:t>وقد تساءلت هذه الدراسة عمّا إذا كان الذكاء الاصطناعي قادراً على المساعدة. فجُمعت عشرات الآلاف من المتغيّرات المعروفة سلفاً بكونها ضارّة أو غير ضارّة من قواعد بيانات جينية موثوقة، واستُخدمت في تدريب سبعة أنماط من نماذج التعلّم العميق. وتفوّق نموذجان منها، إذ صنّفا المتغيّرات تصنيفاً صحيحاً بنسبة تتجاوز 99 بالمئة.</w:t>
+            </w:r>
+          </w:p>
+          <w:p>
+            <w:pPr>
+              <w:bidi/>
+              <w:spacing w:after="0" w:before="0"/>
+            </w:pPr>
+            <w:r>
+              <w:rPr>
+                <w:rFonts w:ascii="Dubai" w:hAnsi="Dubai" w:cs="Dubai"/>
+                <w:b w:val="0"/>
+                <w:sz w:val="22"/>
+                <w:szCs w:val="22"/>
+                <w:rtl/>
+              </w:rPr>
+              <w:t>ولم تُعامَل النماذج بوصفها صندوقاً مغلقاً؛ فقد أظهرت أدوات تفسير القرارات أنّها تعتمد على مؤشرات يثق بها علماء الوراثة أصلاً، منها مدى ثبات جزء من الجين عبر الأنواع الحيّة على مرّ الزمن.</w:t>
+            </w:r>
+          </w:p>
+          <w:p>
+            <w:pPr>
+              <w:bidi/>
+              <w:spacing w:after="0" w:before="0"/>
+            </w:pPr>
+            <w:r>
+              <w:rPr>
+                <w:rFonts w:ascii="Dubai" w:hAnsi="Dubai" w:cs="Dubai"/>
+                <w:b w:val="0"/>
+                <w:sz w:val="22"/>
+                <w:szCs w:val="22"/>
+                <w:rtl/>
+              </w:rPr>
+              <w:t>ولهذا أثر مباشر في رعاية المرضى: فالأداة الدقيقة والقابلة للتفسير معاً أجدر بالثقة في العيادة. ويقدّم هذا العمل سبيلاً سريعاً ومنخفض الكلفة لفهم متغيّرات سرطان الثدي غير المحسومة، ويمكن تطبيق المنهج نفسه لاحقاً على أمراض وراثية أخرى.</w:t>
             </w:r>
           </w:p>
         </w:tc>
@@ -1161,6 +1261,7 @@
                 <w:szCs w:val="22"/>
                 <w:rtl/>
               </w:rPr>
+              <w:t>نور كساجي – طالبة دكتوراه في العلوم الطبية الحيوية، جامعة محمد بن راشد للطب والعلوم الصحية.</w:t>
             </w:r>
           </w:p>
         </w:tc>
@@ -1181,6 +1282,71 @@
                 <w:szCs w:val="22"/>
                 <w:rtl/>
               </w:rPr>
+              <w:t>متلازمة درافيه شكل شديد من الصرع يبدأ في مرحلة الرضاعة، وينشأ عن تغيّرات في جين يُعرف بـ SCN1A. ويعاني الأطفال المصابون بها نوبات متكررة يصعب ضبطها وتأخّراً في النمو، ويواجهون خطراً مرتفعاً للوفاة المبكرة. أمّا العلاج المتاح اليوم فمحدود ويقتصر غالباً على تخفيف الأعراض.</w:t>
+            </w:r>
+          </w:p>
+          <w:p>
+            <w:pPr>
+              <w:bidi/>
+              <w:spacing w:after="0" w:before="0"/>
+            </w:pPr>
+            <w:r>
+              <w:rPr>
+                <w:rFonts w:ascii="Dubai" w:hAnsi="Dubai" w:cs="Dubai"/>
+                <w:b w:val="0"/>
+                <w:sz w:val="22"/>
+                <w:szCs w:val="22"/>
+                <w:rtl/>
+              </w:rPr>
+              <w:t>حلّلت هذه الدراسة الحمض النووي لآلاف الأطفال المصابين باضطرابات النمو العصبي بحثاً عن التغيّرات التي قد تفسّر حالاتهم، مع التركيز على جين SCN1A. ولفهم أثر هذه التغيّرات في خلايا الدماغ، استعان الفريق بتقنيات متقدمة للخلايا الجذعية لإنشاء خلايا عصبية بشرية تحمل الطفرة في المختبر.</w:t>
+            </w:r>
+          </w:p>
+          <w:p>
+            <w:pPr>
+              <w:bidi/>
+              <w:spacing w:after="0" w:before="0"/>
+            </w:pPr>
+            <w:r>
+              <w:rPr>
+                <w:rFonts w:ascii="Dubai" w:hAnsi="Dubai" w:cs="Dubai"/>
+                <w:b w:val="0"/>
+                <w:sz w:val="22"/>
+                <w:szCs w:val="22"/>
+                <w:rtl/>
+              </w:rPr>
+              <w:t>وأظهرت هذه الخلايا النشاط الكهربائي غير الطبيعي والتغيّرات الجزيئية التي تُرى لدى المرضى، ودرس الفريق كيف أثّرت الطفرة في الجينات والبروتينات وأيض الخلية.</w:t>
+            </w:r>
+          </w:p>
+          <w:p>
+            <w:pPr>
+              <w:bidi/>
+              <w:spacing w:after="0" w:before="0"/>
+            </w:pPr>
+            <w:r>
+              <w:rPr>
+                <w:rFonts w:ascii="Dubai" w:hAnsi="Dubai" w:cs="Dubai"/>
+                <w:b w:val="0"/>
+                <w:sz w:val="22"/>
+                <w:szCs w:val="22"/>
+                <w:rtl/>
+              </w:rPr>
+              <w:t>ولاستكشاف علاج محتمل، اختبر الفريق استراتيجية جديدة: إسكات الجين المعطوب بقليلات النوكليوتيد المضادة للمعنى، وإعادة إدخال نسخة سليمة منه عبر ناقل مصمّم خصيصاً. وأظهر هذا النهج وعداً مبكراً في تصحيح الخلل الخلوي الناجم عن الطفرة.</w:t>
+            </w:r>
+          </w:p>
+          <w:p>
+            <w:pPr>
+              <w:bidi/>
+              <w:spacing w:after="0" w:before="0"/>
+            </w:pPr>
+            <w:r>
+              <w:rPr>
+                <w:rFonts w:ascii="Dubai" w:hAnsi="Dubai" w:cs="Dubai"/>
+                <w:b w:val="0"/>
+                <w:sz w:val="22"/>
+                <w:szCs w:val="22"/>
+                <w:rtl/>
+              </w:rPr>
+              <w:t>ولا يزال العمل جارياً، غير أنّه يقرّب العلاج الشخصي الموجّه إلى سبب متلازمة درافيه، لا إلى أعراضها، من العائلات المتأثرة بها.</w:t>
             </w:r>
           </w:p>
         </w:tc>
@@ -1823,7 +1989,7 @@
                 <w:szCs w:val="22"/>
                 <w:rtl/>
               </w:rPr>
-              <w:t>مبادرة وطنية على مستوى دولة الإمارات العربية المتحدة.</w:t>
+              <w:t>وزارة الصحة ووقاية المجتمع – البرنامج الوطني للتبرع بالأعضاء والأنسجة وزراعتها «حياة».</w:t>
             </w:r>
           </w:p>
         </w:tc>
@@ -1844,7 +2010,7 @@
                 <w:szCs w:val="22"/>
                 <w:rtl/>
               </w:rPr>
-              <w:t>«حياة» مبادرة على مستوى دولة الإمارات العربية المتحدة تُعنى بتكامل منظومة التبرع بالأعضاء وزراعتها، عبر حوكمة منسّقة ومسارات سريرية موحّدة وأنظمة رقمية وتعاون بين مقدّمي الرعاية الصحية والجهات المعنية في مختلف الإمارات. وقد اعتبرت لجنة التحكيم أنّ تطبيق برنامج وطني موحّد عبر مؤسسات تتفاوت في مستوى نضجها الرقمي يمثّل إنجازاً كبيراً.</w:t>
+              <w:t>«حياة» هو البرنامج الوطني للتبرع بالأعضاء والأنسجة وزراعتها في دولة الإمارات العربية المتحدة، أُنشئ برعاية وزارة الصحة ووقاية المجتمع ونُفّذ بالتعاون مع الجهات الصحية الاتحادية والمحلية والمستشفيات ومراكز الزراعة والمختبرات وشركاء المجتمع. وقد حوّل التبرع بالأعضاء وزراعتها من خدمة مجزّأة إلى منظومة وطنية منسّقة محورها المريض.</w:t>
             </w:r>
           </w:p>
           <w:p>
@@ -1860,7 +2026,7 @@
                 <w:szCs w:val="22"/>
                 <w:rtl/>
               </w:rPr>
-              <w:t>ورفع البرنامج معدّل التبرع من المتوفين إلى نحو 14 متبرعاً لكل مليون نسمة، وجمع أكثر من 35 ألف تعهّد بالتبرع. ويستند إلى لوحات بيانات رقمية وتطوير للكوادر وضمان للجودة وتقدّم تنظيمي وتعاون دولي، ويشمل تدخّلات غير مشمولة بالتأمين بما يخدم عدالة الوصول إلى الرعاية.</w:t>
+              <w:t>وأبرز إنجازاته منظومة «حياة» الوطنية لتنسيق التبرع بالأعضاء وزراعتها، وهي الأولى من نوعها في المنطقة، إذ تجمع الحوكمة والتشريعات والمسارات السريرية والعمليات التشغيلية وتبادل المعلومات وإدارة الجودة والتواصل المجتمعي في إطار وطني واحد. وبدل الاكتفاء بنشاط الزراعة، أعاد البرنامج تصميم المسار بأكمله، فواءم بين مستشفيات المتبرعين ومراكز الزراعة ومختبرات التوافق النسيجي والجهات التنظيمية وشركاء المجتمع عبر مسارات سريرية موحّدة وآليات تخصيص شفافة.</w:t>
             </w:r>
           </w:p>
           <w:p>
@@ -1876,7 +2042,7 @@
                 <w:szCs w:val="22"/>
                 <w:rtl/>
               </w:rPr>
-              <w:t>وسجّلت اللجنة أهمية «حياة» داخل دولة الإمارات وفي منطقة الشرق الأوسط وشمال أفريقيا، إلى جانب عنايته بالاعتبارات الأخلاقية وبأمن المعلومات في منصّته الرقمية، وإمكانات تطويره مستقبلاً بما في ذلك توظيف الذكاء الاصطناعي لتحسين الكفاءة التشغيلية. وقد نال 98 من 100 في مرحلة المقابلات و94.67 في المرحلة الأولى، وهو أعلى أداء في الجائزة.</w:t>
+              <w:t>ورفع البرنامج معدّل التبرع من المتوفين إلى نحو 14 متبرعاً لكل مليون نسمة، وجمع أكثر من 35 ألف تعهّد بالتبرع، مستنداً إلى لوحات بيانات رقمية وتطوير للكوادر وضمان للجودة وتعاون دولي. ويشمل تدخّلات غير مشمولة بالتأمين بما يخدم عدالة الوصول إلى الرعاية.</w:t>
             </w:r>
           </w:p>
         </w:tc>
@@ -1943,7 +2109,7 @@
                 <w:szCs w:val="22"/>
                 <w:rtl/>
               </w:rPr>
-              <w:t>مدينة الشيخ شخبوط الطبية.</w:t>
+              <w:t>قسم الحروق – مدينة الشيخ شخبوط الطبية، أبوظبي.</w:t>
             </w:r>
           </w:p>
         </w:tc>
@@ -1964,7 +2130,7 @@
                 <w:szCs w:val="22"/>
                 <w:rtl/>
               </w:rPr>
-              <w:t>أنشأ مركز التميّز لعلاج الحروق في مدينة الشيخ شخبوط الطبية رعاية تخصصية منسّقة للحروق في دولة الإمارات العربية المتحدة، عبر مسار متعدد التخصصات يمتد من العلاج الطارئ والعناية المركّزة والجراحة المبكرة والعناية المتقدمة بالجروح، إلى إعادة التأهيل والدعم النفسي والاجتماعي وتنسيق الإحالات والمتابعة.</w:t>
+              <w:t>مركز التميّز لعلاج الحروق في مدينة الشيخ شخبوط الطبية هو الأول في أبوظبي، وقد أُسّس حول هدف نيل اعتماد الجمعية الأمريكية للحروق، وحول نموذج متعدد التخصصات للرعاية التخصصية بالحروق في دولة الإمارات والمنطقة.</w:t>
             </w:r>
           </w:p>
           <w:p>
@@ -1980,7 +2146,7 @@
                 <w:szCs w:val="22"/>
                 <w:rtl/>
               </w:rPr>
-              <w:t>وقد ارتفع عدد المرضى في المركز بنحو 40 بالمئة منذ الدورة السابقة للجائزة، وسجّل معدّل وفيات بلغ 1.4 بالمئة في عام 2025 و1.3 بالمئة في الفترة من يناير إلى أغسطس 2026، مع خروج 95 بالمئة من المرضى إلى منازلهم ومستويات رضا مرتفعة عن العلاج وعن رعاية إعادة التأهيل. كما تدعم شراكة مع مؤسسة «معاً» علاج غير المؤمَّن عليهم، بما يوسّع الوصول إلى خدمة يصعب بلوغها لولا ذلك.</w:t>
+              <w:t>وجمع المركز الرعاية تحت سقف واحد: بدائل الجلد المؤقتة المتقدمة، ومسارات سريرية موائمة لمعايير الجمعية الأمريكية للحروق، وإعادة تأهيل تخصصية، ودعم نفسي واجتماعي، ومسارات للتغطية المالية والدعم الخيري تلبّي حاجة الناجين من الحروق إلى رعاية طويلة الأمد. وأُعيدت هندسة المسارات التقليدية حول لوحات بيانات آنية للجودة، وأُعيد بناء ملاك الموظفين ليكون فريقاً متعدد المهارات قادراً على الجمع بين رعاية الحروق الحرجة وإعادة التأهيل المكثّف والدعم النفسي والاجتماعي. وأتاحت شراكات دولية برامج تدريب قائمة على المحاكاة مصمّمة لمتطلبات إصابات الحروق، كما أسهم المركز في إنشاء أول شبكة منسّقة لإحالة حالات الحروق في أبوظبي.</w:t>
             </w:r>
           </w:p>
           <w:p>
@@ -1996,7 +2162,7 @@
                 <w:szCs w:val="22"/>
                 <w:rtl/>
               </w:rPr>
-              <w:t>ويعمل المركز على نيل اعتماد الجمعية الأمريكية للحروق المقرر في عام 2027، ويتطلّع إلى أن يكون مركزاً إقليمياً رائداً في علاج الحروق. وقد رأت لجنة التحكيم فيه تحوّلاً عالي القيمة في خدمة صحية، يحمل إمكانات كبيرة لأثر وطني متواصل.</w:t>
+              <w:t>وارتفع عدد المرضى بنحو 40 بالمئة، وسجّل المركز معدّل وفيات بلغ 1.4 بالمئة في عام 2025 و1.3 بالمئة في الفترة من يناير إلى أغسطس 2026، مع خروج 95 بالمئة من المرضى إلى منازلهم. وتدعم شراكة مع مؤسسة «معاً» علاج غير المؤمَّن عليهم. ومن المقرر نيل اعتماد الجمعية الأمريكية للحروق في عام 2027.</w:t>
             </w:r>
           </w:p>
         </w:tc>
